--- a/backend/templates/complaint/CDOGS-GIR-COMPLAINT-TEMPLATE-v1.docx
+++ b/backend/templates/complaint/CDOGS-GIR-COMPLAINT-TEMPLATE-v1.docx
@@ -6441,6 +6441,1665 @@
           <w14:ligatures w14:val="none"/>
         </w:rPr>
         <w:t>ComplaintAttachments:showEnd}</w:t>
+      </w:r>
+    </w:p>
+    <w:p>
+      <w:pPr>
+        <w:spacing w:after="0" w:line="240" w:lineRule="auto"/>
+        <w:textAlignment w:val="baseline"/>
+        <w:rPr>
+          <w:rFonts w:ascii="BC Sans" w:hAnsi="BC Sans"/>
+          <w:sz w:val="20"/>
+          <w:szCs w:val="20"/>
+        </w:rPr>
+      </w:pPr>
+      <w:r>
+        <w:rPr>
+          <w:rFonts w:ascii="BC Sans" w:hAnsi="BC Sans"/>
+          <w:sz w:val="20"/>
+          <w:szCs w:val="20"/>
+        </w:rPr>
+        <w:t>{</w:t>
+      </w:r>
+      <w:proofErr w:type="spellStart"/>
+      <w:r>
+        <w:rPr>
+          <w:rFonts w:ascii="BC Sans" w:hAnsi="BC Sans"/>
+          <w:sz w:val="20"/>
+          <w:szCs w:val="20"/>
+        </w:rPr>
+        <w:t>d.outcome.hasOutcome:</w:t>
+      </w:r>
+      <w:r>
+        <w:rPr>
+          <w:rFonts w:ascii="BC Sans" w:hAnsi="BC Sans"/>
+          <w:sz w:val="20"/>
+          <w:szCs w:val="20"/>
+        </w:rPr>
+        <w:t>ifE</w:t>
+      </w:r>
+      <w:r>
+        <w:rPr>
+          <w:rFonts w:ascii="BC Sans" w:hAnsi="BC Sans"/>
+          <w:sz w:val="20"/>
+          <w:szCs w:val="20"/>
+        </w:rPr>
+        <w:t>Q</w:t>
+      </w:r>
+      <w:proofErr w:type="spellEnd"/>
+      <w:r>
+        <w:rPr>
+          <w:rFonts w:ascii="BC Sans" w:hAnsi="BC Sans"/>
+          <w:sz w:val="20"/>
+          <w:szCs w:val="20"/>
+        </w:rPr>
+        <w:t>(true):</w:t>
+      </w:r>
+      <w:proofErr w:type="spellStart"/>
+      <w:r>
+        <w:rPr>
+          <w:rFonts w:ascii="BC Sans" w:hAnsi="BC Sans"/>
+          <w:sz w:val="20"/>
+          <w:szCs w:val="20"/>
+        </w:rPr>
+        <w:t>showBegin</w:t>
+      </w:r>
+      <w:proofErr w:type="spellEnd"/>
+      <w:r>
+        <w:rPr>
+          <w:rFonts w:ascii="BC Sans" w:hAnsi="BC Sans"/>
+          <w:sz w:val="20"/>
+          <w:szCs w:val="20"/>
+        </w:rPr>
+        <w:t>}</w:t>
+      </w:r>
+    </w:p>
+    <w:p>
+      <w:pPr>
+        <w:spacing w:after="0" w:line="240" w:lineRule="auto"/>
+        <w:ind w:left="142"/>
+        <w:textAlignment w:val="baseline"/>
+        <w:rPr>
+          <w:rFonts w:ascii="Arial" w:hAnsi="Arial" w:cs="Arial"/>
+          <w:sz w:val="20"/>
+          <w:szCs w:val="20"/>
+        </w:rPr>
+      </w:pPr>
+      <w:r>
+        <w:rPr>
+          <w:rFonts w:ascii="BC Sans" w:hAnsi="BC Sans"/>
+          <w:b/>
+          <w:bCs/>
+          <w:sz w:val="20"/>
+          <w:szCs w:val="20"/>
+        </w:rPr>
+        <w:t>Outcome</w:t>
+      </w:r>
+      <w:r>
+        <w:rPr>
+          <w:rFonts w:ascii="BC Sans" w:hAnsi="BC Sans"/>
+          <w:b/>
+          <w:bCs/>
+          <w:sz w:val="20"/>
+          <w:szCs w:val="20"/>
+        </w:rPr>
+        <w:t xml:space="preserve"> </w:t>
+      </w:r>
+      <w:r>
+        <w:rPr>
+          <w:rFonts w:ascii="BC Sans" w:hAnsi="BC Sans"/>
+          <w:b/>
+          <w:bCs/>
+          <w:sz w:val="20"/>
+          <w:szCs w:val="20"/>
+        </w:rPr>
+        <w:t>report</w:t>
+      </w:r>
+      <w:r>
+        <w:rPr>
+          <w:rFonts w:ascii="BC Sans" w:hAnsi="BC Sans"/>
+          <w:sz w:val="20"/>
+          <w:szCs w:val="20"/>
+          <w:lang w:val="en-CA"/>
+        </w:rPr>
+        <w:t> </w:t>
+      </w:r>
+      <w:r>
+        <w:rPr>
+          <w:rFonts w:ascii="BC Sans" w:hAnsi="BC Sans"/>
+          <w:sz w:val="20"/>
+          <w:szCs w:val="20"/>
+        </w:rPr>
+        <w:t>{</w:t>
+      </w:r>
+      <w:proofErr w:type="spellStart"/>
+      <w:r>
+        <w:rPr>
+          <w:rFonts w:ascii="BC Sans" w:hAnsi="BC Sans"/>
+          <w:sz w:val="20"/>
+          <w:szCs w:val="20"/>
+        </w:rPr>
+        <w:t>d.outcome.hasOutcome:showEnd</w:t>
+      </w:r>
+      <w:proofErr w:type="spellEnd"/>
+      <w:r>
+        <w:rPr>
+          <w:rFonts w:ascii="BC Sans" w:hAnsi="BC Sans"/>
+          <w:sz w:val="20"/>
+          <w:szCs w:val="20"/>
+        </w:rPr>
+        <w:t>}</w:t>
+      </w:r>
+    </w:p>
+    <w:p>
+      <w:pPr>
+        <w:spacing w:after="0" w:line="240" w:lineRule="auto"/>
+        <w:rPr>
+          <w:rFonts w:ascii="Segoe UI" w:hAnsi="Segoe UI" w:eastAsia="Segoe UI" w:cs="Segoe UI"/>
+          <w:b w:val="0"/>
+          <w:bCs w:val="0"/>
+          <w:i w:val="0"/>
+          <w:iCs w:val="0"/>
+          <w:caps w:val="0"/>
+          <w:smallCaps w:val="0"/>
+          <w:noProof w:val="0"/>
+          <w:color w:val="000000" w:themeColor="text1" w:themeTint="FF" w:themeShade="FF"/>
+          <w:sz w:val="20"/>
+          <w:szCs w:val="20"/>
+          <w:lang w:val="en-CA"/>
+        </w:rPr>
+      </w:pPr>
+      <w:r>
+        <w:rPr>
+          <w:rFonts w:ascii="Segoe UI" w:hAnsi="Segoe UI" w:eastAsia="Segoe UI" w:cs="Segoe UI"/>
+          <w:b w:val="0"/>
+          <w:bCs w:val="0"/>
+          <w:i w:val="0"/>
+          <w:iCs w:val="0"/>
+          <w:caps w:val="0"/>
+          <w:smallCaps w:val="0"/>
+          <w:noProof w:val="0"/>
+          <w:color w:val="000000" w:themeColor="text1" w:themeTint="FF" w:themeShade="FF"/>
+          <w:sz w:val="20"/>
+          <w:szCs w:val="20"/>
+          <w:lang w:val="en-CA"/>
+        </w:rPr>
+        <w:t>{d.outcome.assessment[i].actionNotRequired:ifEQ(Yes):showBegin}</w:t>
+      </w:r>
+    </w:p>
+    <w:tbl>
+      <w:tblPr>
+        <w:tblStyle w:val="TableNormal"/>
+        <w:bidiVisual w:val="0"/>
+        <w:tblW w:w="0" w:type="auto"/>
+        <w:tblBorders>
+          <w:top w:val="single" w:sz="6"/>
+          <w:left w:val="single" w:sz="6"/>
+          <w:bottom w:val="single" w:sz="6"/>
+          <w:right w:val="single" w:sz="6"/>
+        </w:tblBorders>
+        <w:tblLook w:val="04A0" w:firstRow="1" w:lastRow="0" w:firstColumn="1" w:lastColumn="0" w:noHBand="0" w:noVBand="1"/>
+      </w:tblPr>
+      <w:tblGrid>
+        <w:gridCol w:w="5392"/>
+        <w:gridCol w:w="5392"/>
+      </w:tblGrid>
+      <w:tr>
+        <w:trPr>
+          <w:trHeight w:val="300"/>
+        </w:trPr>
+        <w:tc>
+          <w:tcPr>
+            <w:tcW w:w="10784" w:type="dxa"/>
+            <w:gridSpan w:val="2"/>
+            <w:tcBorders>
+              <w:top w:val="nil"/>
+              <w:left w:val="nil"/>
+              <w:bottom w:val="single" w:color="7F7F7F" w:themeColor="text1" w:themeTint="80" w:sz="6"/>
+              <w:right w:val="nil"/>
+            </w:tcBorders>
+            <w:tcMar>
+              <w:left w:w="105" w:type="dxa"/>
+              <w:right w:w="105" w:type="dxa"/>
+            </w:tcMar>
+            <w:vAlign w:val="top"/>
+          </w:tcPr>
+          <w:p>
+            <w:pPr>
+              <w:spacing w:after="0"/>
+              <w:rPr>
+                <w:b w:val="0"/>
+                <w:bCs w:val="0"/>
+                <w:i w:val="0"/>
+                <w:iCs w:val="0"/>
+                <w:sz w:val="20"/>
+                <w:szCs w:val="20"/>
+              </w:rPr>
+            </w:pPr>
+            <w:r>
+              <w:rPr>
+                <w:b w:val="1"/>
+                <w:bCs w:val="1"/>
+                <w:i w:val="0"/>
+                <w:iCs w:val="0"/>
+                <w:sz w:val="20"/>
+                <w:szCs w:val="20"/>
+                <w:lang w:val="en-US"/>
+              </w:rPr>
+              <w:t>Complaint assessment #{</w:t>
+            </w:r>
+            <w:r>
+              <w:rPr>
+                <w:b w:val="0"/>
+                <w:bCs w:val="0"/>
+                <w:i w:val="0"/>
+                <w:iCs w:val="0"/>
+                <w:sz w:val="20"/>
+                <w:szCs w:val="20"/>
+                <w:lang w:val="en-CA"/>
+              </w:rPr>
+              <w:t>d.outcome.assessment[i]</w:t>
+            </w:r>
+            <w:r>
+              <w:rPr>
+                <w:b w:val="1"/>
+                <w:bCs w:val="1"/>
+                <w:i w:val="0"/>
+                <w:iCs w:val="0"/>
+                <w:sz w:val="20"/>
+                <w:szCs w:val="20"/>
+                <w:lang w:val="en-US"/>
+              </w:rPr>
+              <w:t>.order}</w:t>
+            </w:r>
+          </w:p>
+        </w:tc>
+      </w:tr>
+      <w:tr>
+        <w:trPr>
+          <w:trHeight w:val="300"/>
+        </w:trPr>
+        <w:tc>
+          <w:tcPr>
+            <w:tcW w:w="5392" w:type="dxa"/>
+            <w:tcBorders>
+              <w:top w:val="single" w:color="7F7F7F" w:themeColor="text1" w:themeTint="80" w:sz="6"/>
+              <w:left w:val="nil"/>
+              <w:bottom w:val="nil" w:color="7F7F7F" w:themeColor="text1" w:themeTint="80" w:sz="6"/>
+              <w:right w:val="single" w:color="7F7F7F" w:themeColor="text1" w:themeTint="80" w:sz="6"/>
+            </w:tcBorders>
+            <w:shd w:val="clear" w:color="auto" w:fill="F2F2F2" w:themeFill="background1" w:themeFillShade="F2"/>
+            <w:tcMar>
+              <w:left w:w="105" w:type="dxa"/>
+              <w:right w:w="105" w:type="dxa"/>
+            </w:tcMar>
+            <w:vAlign w:val="top"/>
+          </w:tcPr>
+          <w:p>
+            <w:pPr>
+              <w:spacing w:after="0"/>
+              <w:rPr>
+                <w:b w:val="0"/>
+                <w:bCs w:val="0"/>
+                <w:i w:val="0"/>
+                <w:iCs w:val="0"/>
+                <w:sz w:val="20"/>
+                <w:szCs w:val="20"/>
+              </w:rPr>
+            </w:pPr>
+            <w:r>
+              <w:rPr>
+                <w:b w:val="0"/>
+                <w:bCs w:val="0"/>
+                <w:i w:val="0"/>
+                <w:iCs w:val="0"/>
+                <w:sz w:val="20"/>
+                <w:szCs w:val="20"/>
+                <w:lang w:val="en-US"/>
+              </w:rPr>
+              <w:t>Action required?</w:t>
+            </w:r>
+            <w:r>
+              <w:rPr>
+                <w:b w:val="1"/>
+                <w:bCs w:val="1"/>
+                <w:i w:val="0"/>
+                <w:iCs w:val="0"/>
+                <w:sz w:val="20"/>
+                <w:szCs w:val="20"/>
+                <w:lang w:val="en-CA"/>
+              </w:rPr>
+              <w:t> </w:t>
+            </w:r>
+          </w:p>
+        </w:tc>
+        <w:tc>
+          <w:tcPr>
+            <w:tcW w:w="5392" w:type="dxa"/>
+            <w:tcBorders>
+              <w:top w:val="nil"/>
+              <w:left w:val="single" w:color="7F7F7F" w:themeColor="text1" w:themeTint="80" w:sz="6"/>
+              <w:bottom w:val="nil" w:color="7F7F7F" w:themeColor="text1" w:themeTint="80" w:sz="6"/>
+              <w:right w:val="nil"/>
+            </w:tcBorders>
+            <w:shd w:val="clear" w:color="auto" w:fill="F2F2F2" w:themeFill="background1" w:themeFillShade="F2"/>
+            <w:tcMar>
+              <w:left w:w="105" w:type="dxa"/>
+              <w:right w:w="105" w:type="dxa"/>
+            </w:tcMar>
+            <w:vAlign w:val="top"/>
+          </w:tcPr>
+          <w:p>
+            <w:pPr>
+              <w:spacing w:after="0"/>
+              <w:rPr>
+                <w:b w:val="0"/>
+                <w:bCs w:val="0"/>
+                <w:i w:val="0"/>
+                <w:iCs w:val="0"/>
+                <w:sz w:val="20"/>
+                <w:szCs w:val="20"/>
+              </w:rPr>
+            </w:pPr>
+            <w:r>
+              <w:rPr>
+                <w:b w:val="0"/>
+                <w:bCs w:val="0"/>
+                <w:i w:val="0"/>
+                <w:iCs w:val="0"/>
+                <w:sz w:val="20"/>
+                <w:szCs w:val="20"/>
+                <w:lang w:val="en-CA"/>
+              </w:rPr>
+              <w:t>{d.outcome.assessment[i].actionNotRequired}</w:t>
+            </w:r>
+          </w:p>
+        </w:tc>
+      </w:tr>
+      <w:tr>
+        <w:trPr>
+          <w:trHeight w:val="300"/>
+        </w:trPr>
+        <w:tc>
+          <w:tcPr>
+            <w:tcW w:w="5392" w:type="dxa"/>
+            <w:tcBorders>
+              <w:top w:val="nil"/>
+              <w:left w:val="nil"/>
+              <w:bottom w:val="nil"/>
+              <w:right w:val="single" w:color="7F7F7F" w:themeColor="text1" w:themeTint="80" w:sz="6"/>
+            </w:tcBorders>
+            <w:tcMar>
+              <w:left w:w="105" w:type="dxa"/>
+              <w:right w:w="105" w:type="dxa"/>
+            </w:tcMar>
+            <w:vAlign w:val="top"/>
+          </w:tcPr>
+          <w:p>
+            <w:pPr>
+              <w:spacing w:after="0"/>
+              <w:rPr>
+                <w:b w:val="0"/>
+                <w:bCs w:val="0"/>
+                <w:i w:val="0"/>
+                <w:iCs w:val="0"/>
+                <w:sz w:val="20"/>
+                <w:szCs w:val="20"/>
+              </w:rPr>
+            </w:pPr>
+            <w:r>
+              <w:rPr>
+                <w:b w:val="0"/>
+                <w:bCs w:val="0"/>
+                <w:i w:val="0"/>
+                <w:iCs w:val="0"/>
+                <w:sz w:val="20"/>
+                <w:szCs w:val="20"/>
+                <w:lang w:val="en-US"/>
+              </w:rPr>
+              <w:t>Contacted complainant</w:t>
+            </w:r>
+            <w:r>
+              <w:rPr>
+                <w:b w:val="1"/>
+                <w:bCs w:val="1"/>
+                <w:i w:val="0"/>
+                <w:iCs w:val="0"/>
+                <w:sz w:val="20"/>
+                <w:szCs w:val="20"/>
+                <w:lang w:val="en-CA"/>
+              </w:rPr>
+              <w:t> </w:t>
+            </w:r>
+          </w:p>
+        </w:tc>
+        <w:tc>
+          <w:tcPr>
+            <w:tcW w:w="5392" w:type="dxa"/>
+            <w:tcBorders>
+              <w:top w:val="nil"/>
+              <w:left w:val="single" w:color="7F7F7F" w:themeColor="text1" w:themeTint="80" w:sz="6"/>
+              <w:bottom w:val="nil"/>
+              <w:right w:val="nil"/>
+            </w:tcBorders>
+            <w:tcMar>
+              <w:left w:w="105" w:type="dxa"/>
+              <w:right w:w="105" w:type="dxa"/>
+            </w:tcMar>
+            <w:vAlign w:val="top"/>
+          </w:tcPr>
+          <w:p>
+            <w:pPr>
+              <w:spacing w:after="0"/>
+              <w:rPr>
+                <w:b w:val="0"/>
+                <w:bCs w:val="0"/>
+                <w:i w:val="0"/>
+                <w:iCs w:val="0"/>
+                <w:sz w:val="20"/>
+                <w:szCs w:val="20"/>
+              </w:rPr>
+            </w:pPr>
+            <w:r>
+              <w:rPr>
+                <w:b w:val="0"/>
+                <w:bCs w:val="0"/>
+                <w:i w:val="0"/>
+                <w:iCs w:val="0"/>
+                <w:sz w:val="20"/>
+                <w:szCs w:val="20"/>
+                <w:lang w:val="en-CA"/>
+              </w:rPr>
+              <w:t>{d.outcome.assessment[i].contactedComplainant}</w:t>
+            </w:r>
+          </w:p>
+        </w:tc>
+      </w:tr>
+      <w:tr>
+        <w:trPr>
+          <w:trHeight w:val="300"/>
+        </w:trPr>
+        <w:tc>
+          <w:tcPr>
+            <w:tcW w:w="5392" w:type="dxa"/>
+            <w:tcBorders>
+              <w:top w:val="nil"/>
+              <w:left w:val="nil"/>
+              <w:bottom w:val="nil"/>
+              <w:right w:val="single" w:color="7F7F7F" w:themeColor="text1" w:themeTint="80" w:sz="6"/>
+            </w:tcBorders>
+            <w:shd w:val="clear" w:color="auto" w:fill="F2F2F2" w:themeFill="background1" w:themeFillShade="F2"/>
+            <w:tcMar>
+              <w:left w:w="105" w:type="dxa"/>
+              <w:right w:w="105" w:type="dxa"/>
+            </w:tcMar>
+            <w:vAlign w:val="top"/>
+          </w:tcPr>
+          <w:p>
+            <w:pPr>
+              <w:spacing w:after="0"/>
+              <w:rPr>
+                <w:b w:val="0"/>
+                <w:bCs w:val="0"/>
+                <w:i w:val="0"/>
+                <w:iCs w:val="0"/>
+                <w:sz w:val="20"/>
+                <w:szCs w:val="20"/>
+              </w:rPr>
+            </w:pPr>
+            <w:r>
+              <w:rPr>
+                <w:b w:val="0"/>
+                <w:bCs w:val="0"/>
+                <w:i w:val="0"/>
+                <w:iCs w:val="0"/>
+                <w:sz w:val="20"/>
+                <w:szCs w:val="20"/>
+                <w:lang w:val="en-US"/>
+              </w:rPr>
+              <w:t>Attended</w:t>
+            </w:r>
+            <w:r>
+              <w:rPr>
+                <w:b w:val="1"/>
+                <w:bCs w:val="1"/>
+                <w:i w:val="0"/>
+                <w:iCs w:val="0"/>
+                <w:sz w:val="20"/>
+                <w:szCs w:val="20"/>
+                <w:lang w:val="en-CA"/>
+              </w:rPr>
+              <w:t> </w:t>
+            </w:r>
+          </w:p>
+        </w:tc>
+        <w:tc>
+          <w:tcPr>
+            <w:tcW w:w="5392" w:type="dxa"/>
+            <w:tcBorders>
+              <w:top w:val="nil"/>
+              <w:left w:val="single" w:color="7F7F7F" w:themeColor="text1" w:themeTint="80" w:sz="6"/>
+              <w:bottom w:val="nil"/>
+              <w:right w:val="nil"/>
+            </w:tcBorders>
+            <w:shd w:val="clear" w:color="auto" w:fill="F2F2F2" w:themeFill="background1" w:themeFillShade="F2"/>
+            <w:tcMar>
+              <w:left w:w="105" w:type="dxa"/>
+              <w:right w:w="105" w:type="dxa"/>
+            </w:tcMar>
+            <w:vAlign w:val="top"/>
+          </w:tcPr>
+          <w:p>
+            <w:pPr>
+              <w:spacing w:after="0"/>
+              <w:rPr>
+                <w:b w:val="0"/>
+                <w:bCs w:val="0"/>
+                <w:i w:val="0"/>
+                <w:iCs w:val="0"/>
+                <w:sz w:val="20"/>
+                <w:szCs w:val="20"/>
+              </w:rPr>
+            </w:pPr>
+            <w:r>
+              <w:rPr>
+                <w:b w:val="0"/>
+                <w:bCs w:val="0"/>
+                <w:i w:val="0"/>
+                <w:iCs w:val="0"/>
+                <w:sz w:val="20"/>
+                <w:szCs w:val="20"/>
+                <w:lang w:val="en-CA"/>
+              </w:rPr>
+              <w:t>{d.outcome.assessment[i].attended}</w:t>
+            </w:r>
+          </w:p>
+        </w:tc>
+      </w:tr>
+      <w:tr>
+        <w:trPr>
+          <w:trHeight w:val="300"/>
+        </w:trPr>
+        <w:tc>
+          <w:tcPr>
+            <w:tcW w:w="5392" w:type="dxa"/>
+            <w:tcBorders>
+              <w:top w:val="nil"/>
+              <w:left w:val="nil"/>
+              <w:bottom w:val="nil"/>
+              <w:right w:val="single" w:color="7F7F7F" w:themeColor="text1" w:themeTint="80" w:sz="6"/>
+            </w:tcBorders>
+            <w:tcMar>
+              <w:left w:w="105" w:type="dxa"/>
+              <w:right w:w="105" w:type="dxa"/>
+            </w:tcMar>
+            <w:vAlign w:val="top"/>
+          </w:tcPr>
+          <w:p>
+            <w:pPr>
+              <w:spacing w:after="0"/>
+              <w:rPr>
+                <w:b w:val="0"/>
+                <w:bCs w:val="0"/>
+                <w:i w:val="0"/>
+                <w:iCs w:val="0"/>
+                <w:sz w:val="20"/>
+                <w:szCs w:val="20"/>
+              </w:rPr>
+            </w:pPr>
+            <w:r>
+              <w:rPr>
+                <w:b w:val="0"/>
+                <w:bCs w:val="0"/>
+                <w:i w:val="0"/>
+                <w:iCs w:val="0"/>
+                <w:sz w:val="20"/>
+                <w:szCs w:val="20"/>
+                <w:lang w:val="en-US"/>
+              </w:rPr>
+              <w:t>Officer</w:t>
+            </w:r>
+            <w:r>
+              <w:rPr>
+                <w:b w:val="1"/>
+                <w:bCs w:val="1"/>
+                <w:i w:val="0"/>
+                <w:iCs w:val="0"/>
+                <w:sz w:val="20"/>
+                <w:szCs w:val="20"/>
+                <w:lang w:val="en-CA"/>
+              </w:rPr>
+              <w:t> </w:t>
+            </w:r>
+          </w:p>
+        </w:tc>
+        <w:tc>
+          <w:tcPr>
+            <w:tcW w:w="5392" w:type="dxa"/>
+            <w:tcBorders>
+              <w:top w:val="nil"/>
+              <w:left w:val="single" w:color="7F7F7F" w:themeColor="text1" w:themeTint="80" w:sz="6"/>
+              <w:bottom w:val="nil"/>
+              <w:right w:val="nil"/>
+            </w:tcBorders>
+            <w:tcMar>
+              <w:left w:w="105" w:type="dxa"/>
+              <w:right w:w="105" w:type="dxa"/>
+            </w:tcMar>
+            <w:vAlign w:val="top"/>
+          </w:tcPr>
+          <w:p>
+            <w:pPr>
+              <w:spacing w:after="0"/>
+              <w:rPr>
+                <w:b w:val="0"/>
+                <w:bCs w:val="0"/>
+                <w:i w:val="0"/>
+                <w:iCs w:val="0"/>
+                <w:sz w:val="20"/>
+                <w:szCs w:val="20"/>
+              </w:rPr>
+            </w:pPr>
+            <w:r>
+              <w:rPr>
+                <w:b w:val="0"/>
+                <w:bCs w:val="0"/>
+                <w:i w:val="0"/>
+                <w:iCs w:val="0"/>
+                <w:sz w:val="20"/>
+                <w:szCs w:val="20"/>
+                <w:lang w:val="en-CA"/>
+              </w:rPr>
+              <w:t>{d.outcome.assessment[i].assessmentActor}</w:t>
+            </w:r>
+          </w:p>
+        </w:tc>
+      </w:tr>
+      <w:tr>
+        <w:trPr>
+          <w:trHeight w:val="300"/>
+        </w:trPr>
+        <w:tc>
+          <w:tcPr>
+            <w:tcW w:w="5392" w:type="dxa"/>
+            <w:tcBorders>
+              <w:top w:val="nil"/>
+              <w:left w:val="nil"/>
+              <w:bottom w:val="nil"/>
+              <w:right w:val="single" w:color="7F7F7F" w:themeColor="text1" w:themeTint="80" w:sz="6"/>
+            </w:tcBorders>
+            <w:shd w:val="clear" w:color="auto" w:fill="F2F2F2" w:themeFill="background1" w:themeFillShade="F2"/>
+            <w:tcMar>
+              <w:left w:w="105" w:type="dxa"/>
+              <w:right w:w="105" w:type="dxa"/>
+            </w:tcMar>
+            <w:vAlign w:val="top"/>
+          </w:tcPr>
+          <w:p>
+            <w:pPr>
+              <w:spacing w:after="0"/>
+              <w:rPr>
+                <w:b w:val="0"/>
+                <w:bCs w:val="0"/>
+                <w:i w:val="0"/>
+                <w:iCs w:val="0"/>
+                <w:sz w:val="20"/>
+                <w:szCs w:val="20"/>
+              </w:rPr>
+            </w:pPr>
+            <w:r>
+              <w:rPr>
+                <w:b w:val="0"/>
+                <w:bCs w:val="0"/>
+                <w:i w:val="0"/>
+                <w:iCs w:val="0"/>
+                <w:sz w:val="20"/>
+                <w:szCs w:val="20"/>
+                <w:lang w:val="en-US"/>
+              </w:rPr>
+              <w:t>Assessment date</w:t>
+            </w:r>
+            <w:r>
+              <w:rPr>
+                <w:b w:val="1"/>
+                <w:bCs w:val="1"/>
+                <w:i w:val="0"/>
+                <w:iCs w:val="0"/>
+                <w:sz w:val="20"/>
+                <w:szCs w:val="20"/>
+                <w:lang w:val="en-CA"/>
+              </w:rPr>
+              <w:t> </w:t>
+            </w:r>
+          </w:p>
+        </w:tc>
+        <w:tc>
+          <w:tcPr>
+            <w:tcW w:w="5392" w:type="dxa"/>
+            <w:tcBorders>
+              <w:top w:val="nil"/>
+              <w:left w:val="single" w:color="7F7F7F" w:themeColor="text1" w:themeTint="80" w:sz="6"/>
+              <w:bottom w:val="nil"/>
+              <w:right w:val="nil"/>
+            </w:tcBorders>
+            <w:shd w:val="clear" w:color="auto" w:fill="F2F2F2" w:themeFill="background1" w:themeFillShade="F2"/>
+            <w:tcMar>
+              <w:left w:w="105" w:type="dxa"/>
+              <w:right w:w="105" w:type="dxa"/>
+            </w:tcMar>
+            <w:vAlign w:val="top"/>
+          </w:tcPr>
+          <w:p>
+            <w:pPr>
+              <w:spacing w:after="0"/>
+              <w:rPr>
+                <w:b w:val="0"/>
+                <w:bCs w:val="0"/>
+                <w:i w:val="0"/>
+                <w:iCs w:val="0"/>
+                <w:sz w:val="20"/>
+                <w:szCs w:val="20"/>
+              </w:rPr>
+            </w:pPr>
+            <w:r>
+              <w:rPr>
+                <w:b w:val="0"/>
+                <w:bCs w:val="0"/>
+                <w:i w:val="0"/>
+                <w:iCs w:val="0"/>
+                <w:sz w:val="20"/>
+                <w:szCs w:val="20"/>
+                <w:lang w:val="en-CA"/>
+              </w:rPr>
+              <w:t>{d.outcome.assessment[i].assessmentDate}</w:t>
+            </w:r>
+          </w:p>
+        </w:tc>
+      </w:tr>
+      <w:tr>
+        <w:trPr>
+          <w:trHeight w:val="300"/>
+        </w:trPr>
+        <w:tc>
+          <w:tcPr>
+            <w:tcW w:w="5392" w:type="dxa"/>
+            <w:tcBorders>
+              <w:top w:val="nil"/>
+              <w:left w:val="nil"/>
+              <w:bottom w:val="nil"/>
+              <w:right w:val="single" w:color="7F7F7F" w:themeColor="text1" w:themeTint="80" w:sz="6"/>
+            </w:tcBorders>
+            <w:tcMar>
+              <w:left w:w="105" w:type="dxa"/>
+              <w:right w:w="105" w:type="dxa"/>
+            </w:tcMar>
+            <w:vAlign w:val="top"/>
+          </w:tcPr>
+          <w:p>
+            <w:pPr>
+              <w:spacing w:after="0"/>
+              <w:rPr>
+                <w:b w:val="0"/>
+                <w:bCs w:val="0"/>
+                <w:i w:val="0"/>
+                <w:iCs w:val="0"/>
+                <w:sz w:val="20"/>
+                <w:szCs w:val="20"/>
+              </w:rPr>
+            </w:pPr>
+            <w:r>
+              <w:rPr>
+                <w:b w:val="0"/>
+                <w:bCs w:val="0"/>
+                <w:i w:val="0"/>
+                <w:iCs w:val="0"/>
+                <w:sz w:val="20"/>
+                <w:szCs w:val="20"/>
+                <w:lang w:val="en-US"/>
+              </w:rPr>
+              <w:t>Comments</w:t>
+            </w:r>
+            <w:r>
+              <w:rPr>
+                <w:b w:val="1"/>
+                <w:bCs w:val="1"/>
+                <w:i w:val="0"/>
+                <w:iCs w:val="0"/>
+                <w:sz w:val="20"/>
+                <w:szCs w:val="20"/>
+                <w:lang w:val="en-CA"/>
+              </w:rPr>
+              <w:t> </w:t>
+            </w:r>
+          </w:p>
+        </w:tc>
+        <w:tc>
+          <w:tcPr>
+            <w:tcW w:w="5392" w:type="dxa"/>
+            <w:tcBorders>
+              <w:top w:val="nil"/>
+              <w:left w:val="single" w:color="7F7F7F" w:themeColor="text1" w:themeTint="80" w:sz="6"/>
+              <w:bottom w:val="nil"/>
+              <w:right w:val="nil"/>
+            </w:tcBorders>
+            <w:tcMar>
+              <w:left w:w="105" w:type="dxa"/>
+              <w:right w:w="105" w:type="dxa"/>
+            </w:tcMar>
+            <w:vAlign w:val="top"/>
+          </w:tcPr>
+          <w:p>
+            <w:pPr>
+              <w:spacing w:after="0"/>
+              <w:rPr>
+                <w:b w:val="0"/>
+                <w:bCs w:val="0"/>
+                <w:i w:val="0"/>
+                <w:iCs w:val="0"/>
+                <w:sz w:val="20"/>
+                <w:szCs w:val="20"/>
+              </w:rPr>
+            </w:pPr>
+            <w:r>
+              <w:rPr>
+                <w:rFonts w:ascii="BC Sans" w:hAnsi="BC Sans"/>
+                <w:sz w:val="20"/>
+                <w:szCs w:val="20"/>
+                <w:lang w:val="en-CA"/>
+              </w:rPr>
+              <w:t>{d.outcome.assessment[i].comments}</w:t>
+            </w:r>
+          </w:p>
+        </w:tc>
+      </w:tr>
+    </w:tbl>
+    <w:p>
+      <w:pPr>
+        <w:bidi w:val="0"/>
+        <w:spacing w:after="0" w:line="240" w:lineRule="auto"/>
+        <w:rPr>
+          <w:rFonts w:ascii="Segoe UI" w:hAnsi="Segoe UI" w:eastAsia="Segoe UI" w:cs="Segoe UI"/>
+          <w:b w:val="0"/>
+          <w:bCs w:val="0"/>
+          <w:i w:val="0"/>
+          <w:iCs w:val="0"/>
+          <w:caps w:val="0"/>
+          <w:smallCaps w:val="0"/>
+          <w:noProof w:val="0"/>
+          <w:color w:val="000000" w:themeColor="text1" w:themeTint="FF" w:themeShade="FF"/>
+          <w:sz w:val="20"/>
+          <w:szCs w:val="20"/>
+          <w:lang w:val="en-CA"/>
+        </w:rPr>
+      </w:pPr>
+      <w:r>
+        <w:rPr>
+          <w:rFonts w:ascii="Segoe UI" w:hAnsi="Segoe UI" w:eastAsia="Segoe UI" w:cs="Segoe UI"/>
+          <w:b w:val="0"/>
+          <w:bCs w:val="0"/>
+          <w:i w:val="0"/>
+          <w:iCs w:val="0"/>
+          <w:caps w:val="0"/>
+          <w:smallCaps w:val="0"/>
+          <w:noProof w:val="0"/>
+          <w:color w:val="000000" w:themeColor="text1" w:themeTint="FF" w:themeShade="FF"/>
+          <w:sz w:val="20"/>
+          <w:szCs w:val="20"/>
+          <w:lang w:val="en-US"/>
+        </w:rPr>
+        <w:t>{d.</w:t>
+      </w:r>
+      <w:r>
+        <w:rPr>
+          <w:rFonts w:ascii="Segoe UI" w:hAnsi="Segoe UI" w:eastAsia="Segoe UI" w:cs="Segoe UI"/>
+          <w:b w:val="0"/>
+          <w:bCs w:val="0"/>
+          <w:i w:val="0"/>
+          <w:iCs w:val="0"/>
+          <w:caps w:val="0"/>
+          <w:smallCaps w:val="0"/>
+          <w:noProof w:val="0"/>
+          <w:color w:val="000000" w:themeColor="text1" w:themeTint="FF" w:themeShade="FF"/>
+          <w:sz w:val="20"/>
+          <w:szCs w:val="20"/>
+          <w:lang w:val="en-CA"/>
+        </w:rPr>
+        <w:t>outcome.assessment[i]</w:t>
+      </w:r>
+      <w:r>
+        <w:rPr>
+          <w:rFonts w:ascii="Segoe UI" w:hAnsi="Segoe UI" w:eastAsia="Segoe UI" w:cs="Segoe UI"/>
+          <w:b w:val="0"/>
+          <w:bCs w:val="0"/>
+          <w:i w:val="0"/>
+          <w:iCs w:val="0"/>
+          <w:caps w:val="0"/>
+          <w:smallCaps w:val="0"/>
+          <w:noProof w:val="0"/>
+          <w:color w:val="000000" w:themeColor="text1" w:themeTint="FF" w:themeShade="FF"/>
+          <w:sz w:val="20"/>
+          <w:szCs w:val="20"/>
+          <w:lang w:val="en-US"/>
+        </w:rPr>
+        <w:t>.actionNotRequired:showEnd}{d.</w:t>
+      </w:r>
+      <w:r>
+        <w:rPr>
+          <w:rFonts w:ascii="Segoe UI" w:hAnsi="Segoe UI" w:eastAsia="Segoe UI" w:cs="Segoe UI"/>
+          <w:b w:val="0"/>
+          <w:bCs w:val="0"/>
+          <w:i w:val="0"/>
+          <w:iCs w:val="0"/>
+          <w:caps w:val="0"/>
+          <w:smallCaps w:val="0"/>
+          <w:noProof w:val="0"/>
+          <w:color w:val="000000" w:themeColor="text1" w:themeTint="FF" w:themeShade="FF"/>
+          <w:sz w:val="20"/>
+          <w:szCs w:val="20"/>
+          <w:lang w:val="en-CA"/>
+        </w:rPr>
+        <w:t>outcome.assessment[i].actionNotRequired</w:t>
+      </w:r>
+      <w:r>
+        <w:rPr>
+          <w:rFonts w:ascii="Segoe UI" w:hAnsi="Segoe UI" w:eastAsia="Segoe UI" w:cs="Segoe UI"/>
+          <w:b w:val="0"/>
+          <w:bCs w:val="0"/>
+          <w:i w:val="0"/>
+          <w:iCs w:val="0"/>
+          <w:caps w:val="0"/>
+          <w:smallCaps w:val="0"/>
+          <w:noProof w:val="0"/>
+          <w:color w:val="000000" w:themeColor="text1" w:themeTint="FF" w:themeShade="FF"/>
+          <w:sz w:val="20"/>
+          <w:szCs w:val="20"/>
+          <w:lang w:val="en-US"/>
+        </w:rPr>
+        <w:t>:ifEQ(No):showBegin}</w:t>
+      </w:r>
+    </w:p>
+    <w:tbl>
+      <w:tblPr>
+        <w:tblStyle w:val="TableNormal"/>
+        <w:bidiVisual w:val="0"/>
+        <w:tblW w:w="0" w:type="auto"/>
+        <w:tblBorders>
+          <w:top w:val="single" w:sz="6"/>
+          <w:left w:val="single" w:sz="6"/>
+          <w:bottom w:val="single" w:sz="6"/>
+          <w:right w:val="single" w:sz="6"/>
+        </w:tblBorders>
+        <w:tblLook w:val="04A0" w:firstRow="1" w:lastRow="0" w:firstColumn="1" w:lastColumn="0" w:noHBand="0" w:noVBand="1"/>
+      </w:tblPr>
+      <w:tblGrid>
+        <w:gridCol w:w="5392"/>
+        <w:gridCol w:w="5392"/>
+      </w:tblGrid>
+      <w:tr>
+        <w:trPr>
+          <w:trHeight w:val="300"/>
+        </w:trPr>
+        <w:tc>
+          <w:tcPr>
+            <w:tcW w:w="10784" w:type="dxa"/>
+            <w:gridSpan w:val="2"/>
+            <w:tcBorders>
+              <w:top w:val="nil"/>
+              <w:left w:val="nil"/>
+              <w:bottom w:val="single" w:color="7F7F7F" w:themeColor="text1" w:themeTint="80" w:sz="6"/>
+              <w:right w:val="nil"/>
+            </w:tcBorders>
+            <w:tcMar>
+              <w:left w:w="105" w:type="dxa"/>
+              <w:right w:w="105" w:type="dxa"/>
+            </w:tcMar>
+            <w:vAlign w:val="top"/>
+          </w:tcPr>
+          <w:p>
+            <w:pPr>
+              <w:bidi w:val="0"/>
+              <w:spacing w:after="0"/>
+              <w:rPr>
+                <w:b w:val="0"/>
+                <w:bCs w:val="0"/>
+                <w:i w:val="0"/>
+                <w:iCs w:val="0"/>
+                <w:sz w:val="20"/>
+                <w:szCs w:val="20"/>
+              </w:rPr>
+            </w:pPr>
+            <w:r>
+              <w:rPr>
+                <w:b w:val="1"/>
+                <w:bCs w:val="1"/>
+                <w:i w:val="0"/>
+                <w:iCs w:val="0"/>
+                <w:sz w:val="20"/>
+                <w:szCs w:val="20"/>
+                <w:lang w:val="en-US"/>
+              </w:rPr>
+              <w:t>Complaint assessment #{</w:t>
+            </w:r>
+            <w:r>
+              <w:rPr>
+                <w:b w:val="0"/>
+                <w:bCs w:val="0"/>
+                <w:i w:val="0"/>
+                <w:iCs w:val="0"/>
+                <w:sz w:val="20"/>
+                <w:szCs w:val="20"/>
+                <w:lang w:val="en-CA"/>
+              </w:rPr>
+              <w:t>d.outcome.assessment[i].order</w:t>
+            </w:r>
+            <w:r>
+              <w:rPr>
+                <w:b w:val="1"/>
+                <w:bCs w:val="1"/>
+                <w:i w:val="0"/>
+                <w:iCs w:val="0"/>
+                <w:sz w:val="20"/>
+                <w:szCs w:val="20"/>
+                <w:lang w:val="en-US"/>
+              </w:rPr>
+              <w:t>}</w:t>
+            </w:r>
+          </w:p>
+        </w:tc>
+      </w:tr>
+      <w:tr>
+        <w:trPr>
+          <w:trHeight w:val="300"/>
+        </w:trPr>
+        <w:tc>
+          <w:tcPr>
+            <w:tcW w:w="5392" w:type="dxa"/>
+            <w:tcBorders>
+              <w:top w:val="single" w:color="7F7F7F" w:themeColor="text1" w:themeTint="80" w:sz="6"/>
+              <w:left w:val="nil"/>
+              <w:bottom w:val="nil" w:color="7F7F7F" w:themeColor="text1" w:themeTint="80" w:sz="6"/>
+              <w:right w:val="single" w:color="7F7F7F" w:themeColor="text1" w:themeTint="80" w:sz="6"/>
+            </w:tcBorders>
+            <w:shd w:val="clear" w:color="auto" w:fill="F2F2F2" w:themeFill="background1" w:themeFillShade="F2"/>
+            <w:tcMar>
+              <w:left w:w="105" w:type="dxa"/>
+              <w:right w:w="105" w:type="dxa"/>
+            </w:tcMar>
+            <w:vAlign w:val="top"/>
+          </w:tcPr>
+          <w:p>
+            <w:pPr>
+              <w:bidi w:val="0"/>
+              <w:spacing w:after="0"/>
+              <w:rPr>
+                <w:b w:val="0"/>
+                <w:bCs w:val="0"/>
+                <w:i w:val="0"/>
+                <w:iCs w:val="0"/>
+                <w:sz w:val="20"/>
+                <w:szCs w:val="20"/>
+              </w:rPr>
+            </w:pPr>
+            <w:r>
+              <w:rPr>
+                <w:b w:val="0"/>
+                <w:bCs w:val="0"/>
+                <w:i w:val="0"/>
+                <w:iCs w:val="0"/>
+                <w:sz w:val="20"/>
+                <w:szCs w:val="20"/>
+                <w:lang w:val="en-US"/>
+              </w:rPr>
+              <w:t>Action required?</w:t>
+            </w:r>
+            <w:r>
+              <w:rPr>
+                <w:b w:val="1"/>
+                <w:bCs w:val="1"/>
+                <w:i w:val="0"/>
+                <w:iCs w:val="0"/>
+                <w:sz w:val="20"/>
+                <w:szCs w:val="20"/>
+                <w:lang w:val="en-CA"/>
+              </w:rPr>
+              <w:t> </w:t>
+            </w:r>
+          </w:p>
+        </w:tc>
+        <w:tc>
+          <w:tcPr>
+            <w:tcW w:w="5392" w:type="dxa"/>
+            <w:tcBorders>
+              <w:top w:val="nil"/>
+              <w:left w:val="single" w:color="7F7F7F" w:themeColor="text1" w:themeTint="80" w:sz="6"/>
+              <w:bottom w:val="nil" w:color="7F7F7F" w:themeColor="text1" w:themeTint="80" w:sz="6"/>
+              <w:right w:val="nil"/>
+            </w:tcBorders>
+            <w:shd w:val="clear" w:color="auto" w:fill="F2F2F2" w:themeFill="background1" w:themeFillShade="F2"/>
+            <w:tcMar>
+              <w:left w:w="105" w:type="dxa"/>
+              <w:right w:w="105" w:type="dxa"/>
+            </w:tcMar>
+            <w:vAlign w:val="top"/>
+          </w:tcPr>
+          <w:p>
+            <w:pPr>
+              <w:bidi w:val="0"/>
+              <w:spacing w:after="0"/>
+              <w:rPr>
+                <w:b w:val="0"/>
+                <w:bCs w:val="0"/>
+                <w:i w:val="0"/>
+                <w:iCs w:val="0"/>
+                <w:sz w:val="20"/>
+                <w:szCs w:val="20"/>
+              </w:rPr>
+            </w:pPr>
+            <w:r>
+              <w:rPr>
+                <w:b w:val="0"/>
+                <w:bCs w:val="0"/>
+                <w:i w:val="0"/>
+                <w:iCs w:val="0"/>
+                <w:sz w:val="20"/>
+                <w:szCs w:val="20"/>
+                <w:lang w:val="en-CA"/>
+              </w:rPr>
+              <w:t>{d.outcome.assessment[i].actionNotRequired}</w:t>
+            </w:r>
+          </w:p>
+        </w:tc>
+      </w:tr>
+      <w:tr>
+        <w:trPr>
+          <w:trHeight w:val="300"/>
+        </w:trPr>
+        <w:tc>
+          <w:tcPr>
+            <w:tcW w:w="5392" w:type="dxa"/>
+            <w:tcBorders>
+              <w:top w:val="nil"/>
+              <w:left w:val="nil"/>
+              <w:bottom w:val="nil"/>
+              <w:right w:val="single" w:color="7F7F7F" w:themeColor="text1" w:themeTint="80" w:sz="6"/>
+            </w:tcBorders>
+            <w:tcMar>
+              <w:left w:w="105" w:type="dxa"/>
+              <w:right w:w="105" w:type="dxa"/>
+            </w:tcMar>
+            <w:vAlign w:val="top"/>
+          </w:tcPr>
+          <w:p>
+            <w:pPr>
+              <w:bidi w:val="0"/>
+              <w:spacing w:after="0"/>
+              <w:rPr>
+                <w:b w:val="0"/>
+                <w:bCs w:val="0"/>
+                <w:i w:val="0"/>
+                <w:iCs w:val="0"/>
+                <w:sz w:val="20"/>
+                <w:szCs w:val="20"/>
+              </w:rPr>
+            </w:pPr>
+            <w:r>
+              <w:rPr>
+                <w:b w:val="0"/>
+                <w:bCs w:val="0"/>
+                <w:i w:val="0"/>
+                <w:iCs w:val="0"/>
+                <w:sz w:val="20"/>
+                <w:szCs w:val="20"/>
+                <w:lang w:val="en-US"/>
+              </w:rPr>
+              <w:t>Justification</w:t>
+            </w:r>
+            <w:r>
+              <w:rPr>
+                <w:b w:val="1"/>
+                <w:bCs w:val="1"/>
+                <w:i w:val="0"/>
+                <w:iCs w:val="0"/>
+                <w:sz w:val="20"/>
+                <w:szCs w:val="20"/>
+                <w:lang w:val="en-CA"/>
+              </w:rPr>
+              <w:t> </w:t>
+            </w:r>
+          </w:p>
+        </w:tc>
+        <w:tc>
+          <w:tcPr>
+            <w:tcW w:w="5392" w:type="dxa"/>
+            <w:tcBorders>
+              <w:top w:val="nil"/>
+              <w:left w:val="single" w:color="7F7F7F" w:themeColor="text1" w:themeTint="80" w:sz="6"/>
+              <w:bottom w:val="nil"/>
+              <w:right w:val="nil"/>
+            </w:tcBorders>
+            <w:tcMar>
+              <w:left w:w="105" w:type="dxa"/>
+              <w:right w:w="105" w:type="dxa"/>
+            </w:tcMar>
+            <w:vAlign w:val="top"/>
+          </w:tcPr>
+          <w:p>
+            <w:pPr>
+              <w:bidi w:val="0"/>
+              <w:spacing w:after="0"/>
+              <w:rPr>
+                <w:b w:val="0"/>
+                <w:bCs w:val="0"/>
+                <w:i w:val="0"/>
+                <w:iCs w:val="0"/>
+                <w:sz w:val="20"/>
+                <w:szCs w:val="20"/>
+              </w:rPr>
+            </w:pPr>
+            <w:r>
+              <w:rPr>
+                <w:b w:val="0"/>
+                <w:bCs w:val="0"/>
+                <w:i w:val="0"/>
+                <w:iCs w:val="0"/>
+                <w:sz w:val="20"/>
+                <w:szCs w:val="20"/>
+                <w:lang w:val="en-CA"/>
+              </w:rPr>
+              <w:t>{d.outcome.assessment[i].actionJustificationShortDescription}</w:t>
+            </w:r>
+          </w:p>
+        </w:tc>
+      </w:tr>
+      <w:tr>
+        <w:trPr>
+          <w:trHeight w:val="300"/>
+        </w:trPr>
+        <w:tc>
+          <w:tcPr>
+            <w:tcW w:w="5392" w:type="dxa"/>
+            <w:tcBorders>
+              <w:top w:val="nil"/>
+              <w:left w:val="nil"/>
+              <w:bottom w:val="nil"/>
+              <w:right w:val="single" w:color="7F7F7F" w:themeColor="text1" w:themeTint="80" w:sz="6"/>
+            </w:tcBorders>
+            <w:tcMar>
+              <w:left w:w="105" w:type="dxa"/>
+              <w:right w:w="105" w:type="dxa"/>
+            </w:tcMar>
+            <w:vAlign w:val="top"/>
+          </w:tcPr>
+          <w:p>
+            <w:pPr>
+              <w:bidi w:val="0"/>
+              <w:spacing w:after="0"/>
+              <w:rPr>
+                <w:b w:val="0"/>
+                <w:bCs w:val="0"/>
+                <w:i w:val="0"/>
+                <w:iCs w:val="0"/>
+                <w:sz w:val="20"/>
+                <w:szCs w:val="20"/>
+              </w:rPr>
+            </w:pPr>
+            <w:r>
+              <w:rPr>
+                <w:b w:val="0"/>
+                <w:bCs w:val="0"/>
+                <w:i w:val="0"/>
+                <w:iCs w:val="0"/>
+                <w:sz w:val="20"/>
+                <w:szCs w:val="20"/>
+                <w:lang w:val="en-US"/>
+              </w:rPr>
+              <w:t>Officer</w:t>
+            </w:r>
+            <w:r>
+              <w:rPr>
+                <w:b w:val="1"/>
+                <w:bCs w:val="1"/>
+                <w:i w:val="0"/>
+                <w:iCs w:val="0"/>
+                <w:sz w:val="20"/>
+                <w:szCs w:val="20"/>
+                <w:lang w:val="en-CA"/>
+              </w:rPr>
+              <w:t> </w:t>
+            </w:r>
+          </w:p>
+        </w:tc>
+        <w:tc>
+          <w:tcPr>
+            <w:tcW w:w="5392" w:type="dxa"/>
+            <w:tcBorders>
+              <w:top w:val="nil"/>
+              <w:left w:val="single" w:color="7F7F7F" w:themeColor="text1" w:themeTint="80" w:sz="6"/>
+              <w:bottom w:val="nil"/>
+              <w:right w:val="nil"/>
+            </w:tcBorders>
+            <w:tcMar>
+              <w:left w:w="105" w:type="dxa"/>
+              <w:right w:w="105" w:type="dxa"/>
+            </w:tcMar>
+            <w:vAlign w:val="top"/>
+          </w:tcPr>
+          <w:p>
+            <w:pPr>
+              <w:bidi w:val="0"/>
+              <w:spacing w:after="0"/>
+              <w:rPr>
+                <w:b w:val="0"/>
+                <w:bCs w:val="0"/>
+                <w:i w:val="0"/>
+                <w:iCs w:val="0"/>
+                <w:sz w:val="20"/>
+                <w:szCs w:val="20"/>
+              </w:rPr>
+            </w:pPr>
+            <w:r>
+              <w:rPr>
+                <w:b w:val="0"/>
+                <w:bCs w:val="0"/>
+                <w:i w:val="0"/>
+                <w:iCs w:val="0"/>
+                <w:sz w:val="20"/>
+                <w:szCs w:val="20"/>
+                <w:lang w:val="en-CA"/>
+              </w:rPr>
+              <w:t>{d.outcome.assessment[i].assessmentActor}</w:t>
+            </w:r>
+          </w:p>
+        </w:tc>
+      </w:tr>
+      <w:tr>
+        <w:trPr>
+          <w:trHeight w:val="300"/>
+        </w:trPr>
+        <w:tc>
+          <w:tcPr>
+            <w:tcW w:w="5392" w:type="dxa"/>
+            <w:tcBorders>
+              <w:top w:val="nil"/>
+              <w:left w:val="nil"/>
+              <w:bottom w:val="nil"/>
+              <w:right w:val="single" w:color="7F7F7F" w:themeColor="text1" w:themeTint="80" w:sz="6"/>
+            </w:tcBorders>
+            <w:shd w:val="clear" w:color="auto" w:fill="F2F2F2" w:themeFill="background1" w:themeFillShade="F2"/>
+            <w:tcMar>
+              <w:left w:w="105" w:type="dxa"/>
+              <w:right w:w="105" w:type="dxa"/>
+            </w:tcMar>
+            <w:vAlign w:val="top"/>
+          </w:tcPr>
+          <w:p>
+            <w:pPr>
+              <w:bidi w:val="0"/>
+              <w:spacing w:after="0"/>
+              <w:rPr>
+                <w:b w:val="0"/>
+                <w:bCs w:val="0"/>
+                <w:i w:val="0"/>
+                <w:iCs w:val="0"/>
+                <w:sz w:val="20"/>
+                <w:szCs w:val="20"/>
+              </w:rPr>
+            </w:pPr>
+            <w:r>
+              <w:rPr>
+                <w:b w:val="0"/>
+                <w:bCs w:val="0"/>
+                <w:i w:val="0"/>
+                <w:iCs w:val="0"/>
+                <w:sz w:val="20"/>
+                <w:szCs w:val="20"/>
+                <w:lang w:val="en-US"/>
+              </w:rPr>
+              <w:t>Assessment date</w:t>
+            </w:r>
+            <w:r>
+              <w:rPr>
+                <w:b w:val="1"/>
+                <w:bCs w:val="1"/>
+                <w:i w:val="0"/>
+                <w:iCs w:val="0"/>
+                <w:sz w:val="20"/>
+                <w:szCs w:val="20"/>
+                <w:lang w:val="en-CA"/>
+              </w:rPr>
+              <w:t> </w:t>
+            </w:r>
+          </w:p>
+        </w:tc>
+        <w:tc>
+          <w:tcPr>
+            <w:tcW w:w="5392" w:type="dxa"/>
+            <w:tcBorders>
+              <w:top w:val="nil"/>
+              <w:left w:val="single" w:color="7F7F7F" w:themeColor="text1" w:themeTint="80" w:sz="6"/>
+              <w:bottom w:val="nil"/>
+              <w:right w:val="nil"/>
+            </w:tcBorders>
+            <w:shd w:val="clear" w:color="auto" w:fill="F2F2F2" w:themeFill="background1" w:themeFillShade="F2"/>
+            <w:tcMar>
+              <w:left w:w="105" w:type="dxa"/>
+              <w:right w:w="105" w:type="dxa"/>
+            </w:tcMar>
+            <w:vAlign w:val="top"/>
+          </w:tcPr>
+          <w:p>
+            <w:pPr>
+              <w:bidi w:val="0"/>
+              <w:spacing w:after="0"/>
+              <w:rPr>
+                <w:b w:val="0"/>
+                <w:bCs w:val="0"/>
+                <w:i w:val="0"/>
+                <w:iCs w:val="0"/>
+                <w:sz w:val="20"/>
+                <w:szCs w:val="20"/>
+              </w:rPr>
+            </w:pPr>
+            <w:r>
+              <w:rPr>
+                <w:b w:val="0"/>
+                <w:bCs w:val="0"/>
+                <w:i w:val="0"/>
+                <w:iCs w:val="0"/>
+                <w:sz w:val="20"/>
+                <w:szCs w:val="20"/>
+                <w:lang w:val="en-CA"/>
+              </w:rPr>
+              <w:t>{d.outcome.assessment[i].assessmentDate}</w:t>
+            </w:r>
+          </w:p>
+        </w:tc>
+      </w:tr>
+      <w:tr>
+        <w:trPr>
+          <w:trHeight w:val="300"/>
+        </w:trPr>
+        <w:tc>
+          <w:tcPr>
+            <w:tcW w:w="5392" w:type="dxa"/>
+            <w:tcBorders>
+              <w:top w:val="nil"/>
+              <w:left w:val="nil"/>
+              <w:bottom w:val="nil"/>
+              <w:right w:val="single" w:color="7F7F7F" w:themeColor="text1" w:themeTint="80" w:sz="6"/>
+            </w:tcBorders>
+            <w:tcMar>
+              <w:left w:w="105" w:type="dxa"/>
+              <w:right w:w="105" w:type="dxa"/>
+            </w:tcMar>
+            <w:vAlign w:val="top"/>
+          </w:tcPr>
+          <w:p>
+            <w:pPr>
+              <w:bidi w:val="0"/>
+              <w:spacing w:after="0"/>
+              <w:rPr>
+                <w:b w:val="0"/>
+                <w:bCs w:val="0"/>
+                <w:i w:val="0"/>
+                <w:iCs w:val="0"/>
+                <w:sz w:val="20"/>
+                <w:szCs w:val="20"/>
+              </w:rPr>
+            </w:pPr>
+            <w:r>
+              <w:rPr>
+                <w:b w:val="0"/>
+                <w:bCs w:val="0"/>
+                <w:i w:val="0"/>
+                <w:iCs w:val="0"/>
+                <w:sz w:val="20"/>
+                <w:szCs w:val="20"/>
+                <w:lang w:val="en-US"/>
+              </w:rPr>
+              <w:t>Comments</w:t>
+            </w:r>
+            <w:r>
+              <w:rPr>
+                <w:b w:val="1"/>
+                <w:bCs w:val="1"/>
+                <w:i w:val="0"/>
+                <w:iCs w:val="0"/>
+                <w:sz w:val="20"/>
+                <w:szCs w:val="20"/>
+                <w:lang w:val="en-CA"/>
+              </w:rPr>
+              <w:t> </w:t>
+            </w:r>
+          </w:p>
+        </w:tc>
+        <w:tc>
+          <w:tcPr>
+            <w:tcW w:w="5392" w:type="dxa"/>
+            <w:tcBorders>
+              <w:top w:val="nil"/>
+              <w:left w:val="single" w:color="7F7F7F" w:themeColor="text1" w:themeTint="80" w:sz="6"/>
+              <w:bottom w:val="nil"/>
+              <w:right w:val="nil"/>
+            </w:tcBorders>
+            <w:tcMar>
+              <w:left w:w="105" w:type="dxa"/>
+              <w:right w:w="105" w:type="dxa"/>
+            </w:tcMar>
+            <w:vAlign w:val="top"/>
+          </w:tcPr>
+          <w:p>
+            <w:pPr>
+              <w:bidi w:val="0"/>
+              <w:spacing w:after="0"/>
+              <w:rPr>
+                <w:b w:val="0"/>
+                <w:bCs w:val="0"/>
+                <w:i w:val="0"/>
+                <w:iCs w:val="0"/>
+                <w:sz w:val="20"/>
+                <w:szCs w:val="20"/>
+              </w:rPr>
+            </w:pPr>
+            <w:r>
+              <w:rPr>
+                <w:rFonts w:ascii="BC Sans" w:hAnsi="BC Sans"/>
+                <w:sz w:val="20"/>
+                <w:szCs w:val="20"/>
+                <w:lang w:val="en-CA"/>
+              </w:rPr>
+              <w:t>{d.outcome.assessment[i].comments}</w:t>
+            </w:r>
+          </w:p>
+        </w:tc>
+      </w:tr>
+    </w:tbl>
+    <w:p>
+      <w:pPr>
+        <w:bidi w:val="0"/>
+        <w:spacing w:after="0"/>
+        <w:rPr>
+          <w:rFonts w:ascii="Segoe UI" w:hAnsi="Segoe UI" w:eastAsia="Segoe UI" w:cs="Segoe UI"/>
+          <w:b w:val="0"/>
+          <w:bCs w:val="0"/>
+          <w:i w:val="0"/>
+          <w:iCs w:val="0"/>
+          <w:caps w:val="0"/>
+          <w:smallCaps w:val="0"/>
+          <w:noProof w:val="0"/>
+          <w:color w:val="000000" w:themeColor="text1" w:themeTint="FF" w:themeShade="FF"/>
+          <w:sz w:val="20"/>
+          <w:szCs w:val="20"/>
+          <w:lang w:val="en-CA"/>
+        </w:rPr>
+      </w:pPr>
+      <w:r>
+        <w:rPr>
+          <w:rFonts w:ascii="Segoe UI" w:hAnsi="Segoe UI" w:eastAsia="Segoe UI" w:cs="Segoe UI"/>
+          <w:b w:val="0"/>
+          <w:bCs w:val="0"/>
+          <w:i w:val="0"/>
+          <w:iCs w:val="0"/>
+          <w:caps w:val="0"/>
+          <w:smallCaps w:val="0"/>
+          <w:noProof w:val="0"/>
+          <w:color w:val="000000" w:themeColor="text1" w:themeTint="FF" w:themeShade="FF"/>
+          <w:sz w:val="20"/>
+          <w:szCs w:val="20"/>
+          <w:lang w:val="en-CA"/>
+        </w:rPr>
+        <w:t>{d.outcome.assessment[i].actionNotRequired:showEnd}</w:t>
+      </w:r>
+      <w:r>
+        <w:rPr>
+          <w:rFonts w:ascii="Segoe UI" w:hAnsi="Segoe UI" w:eastAsia="Segoe UI" w:cs="Segoe UI"/>
+          <w:b w:val="1"/>
+          <w:bCs w:val="1"/>
+          <w:i w:val="0"/>
+          <w:iCs w:val="0"/>
+          <w:caps w:val="0"/>
+          <w:smallCaps w:val="0"/>
+          <w:noProof w:val="0"/>
+          <w:color w:val="000000" w:themeColor="text1" w:themeTint="FF" w:themeShade="FF"/>
+          <w:sz w:val="20"/>
+          <w:szCs w:val="20"/>
+          <w:lang w:val="en-US"/>
+        </w:rPr>
+        <w:t>}{</w:t>
+      </w:r>
+      <w:r>
+        <w:rPr>
+          <w:rFonts w:ascii="Segoe UI" w:hAnsi="Segoe UI" w:eastAsia="Segoe UI" w:cs="Segoe UI"/>
+          <w:b w:val="0"/>
+          <w:bCs w:val="0"/>
+          <w:i w:val="0"/>
+          <w:iCs w:val="0"/>
+          <w:caps w:val="0"/>
+          <w:smallCaps w:val="0"/>
+          <w:noProof w:val="0"/>
+          <w:color w:val="000000" w:themeColor="text1" w:themeTint="FF" w:themeShade="FF"/>
+          <w:sz w:val="20"/>
+          <w:szCs w:val="20"/>
+          <w:lang w:val="en-CA"/>
+        </w:rPr>
+        <w:t>d.outcome.assessment[i+1]</w:t>
+      </w:r>
+      <w:r>
+        <w:rPr>
+          <w:rFonts w:ascii="Segoe UI" w:hAnsi="Segoe UI" w:eastAsia="Segoe UI" w:cs="Segoe UI"/>
+          <w:b w:val="1"/>
+          <w:bCs w:val="1"/>
+          <w:i w:val="0"/>
+          <w:iCs w:val="0"/>
+          <w:caps w:val="0"/>
+          <w:smallCaps w:val="0"/>
+          <w:noProof w:val="0"/>
+          <w:color w:val="000000" w:themeColor="text1" w:themeTint="FF" w:themeShade="FF"/>
+          <w:sz w:val="20"/>
+          <w:szCs w:val="20"/>
+          <w:lang w:val="en-US"/>
+        </w:rPr>
+        <w:t>.order}</w:t>
       </w:r>
     </w:p>
     <w:p>
